--- a/BACKUP&RECOVERY/11장/11장_ARCHIVELOG_복구_CURRENT리두_컨트롤파일.docx
+++ b/BACKUP&RECOVERY/11장/11장_ARCHIVELOG_복구_CURRENT리두_컨트롤파일.docx
@@ -2587,7 +2587,7 @@
                 <w:color w:val="E6E6E6"/>
                 <w:sz w:val="19"/>
               </w:rPr>
-              <w:t>ORA-01110: data file 1: '/u02/oradata/ORCL/system01.dbf'</w:t>
+              <w:t>ORA-01110: data file 1: '/u01/app/oracle/oradata/orcl/system01.dbf'</w:t>
             </w:r>
           </w:p>
           <w:p>
@@ -2657,7 +2657,7 @@
                 <w:color w:val="E6E6E6"/>
                 <w:sz w:val="19"/>
               </w:rPr>
-              <w:t>SYS@orcl&gt; !cp -p /home/oracle/backup/ch11/*.dbf /u02/oradata/ORCL/</w:t>
+              <w:t>SYS@orcl&gt; !cp -p /home/oracle/backup/ch11/*.dbf /u02/oradata/orcl/</w:t>
             </w:r>
           </w:p>
           <w:p>
@@ -3698,7 +3698,7 @@
                 <w:color w:val="E6E6E6"/>
                 <w:sz w:val="19"/>
               </w:rPr>
-              <w:t xml:space="preserve">           '/u01/app/oracle/oradata/ORCL/redo03.log' - file cannot be created</w:t>
+              <w:t xml:space="preserve">           '/u01/app/oracle/oradata/orcl/redo03.log' - file cannot be created</w:t>
             </w:r>
           </w:p>
           <w:p>
@@ -3754,7 +3754,7 @@
                 <w:color w:val="E6E6E6"/>
                 <w:sz w:val="19"/>
               </w:rPr>
-              <w:t>SYS@orcl&gt; !ls -ld /u01/app/oracle/oradata/ORCL</w:t>
+              <w:t>SYS@orcl&gt; !ls -ld /u01/app/oracle/oradata/orcl</w:t>
             </w:r>
           </w:p>
           <w:p>
@@ -3768,7 +3768,7 @@
                 <w:color w:val="E6E6E6"/>
                 <w:sz w:val="19"/>
               </w:rPr>
-              <w:t>dr-xr-x---. 2 oracle oinstall 4096 May 13 09:40 /u01/app/oracle/oradata/ORCL</w:t>
+              <w:t>dr-xr-x---. 2 oracle dba 4096 May 13 09:40 /u01/app/oracle/oradata/orcl</w:t>
             </w:r>
           </w:p>
           <w:p>
@@ -3796,7 +3796,7 @@
                 <w:color w:val="E6E6E6"/>
                 <w:sz w:val="19"/>
               </w:rPr>
-              <w:t>SYS@orcl&gt; !chmod 750 /u01/app/oracle/oradata/ORCL</w:t>
+              <w:t>SYS@orcl&gt; !chmod 750 /u01/app/oracle/oradata/orcl</w:t>
             </w:r>
           </w:p>
           <w:p>
@@ -3894,7 +3894,7 @@
                 <w:color w:val="E6E6E6"/>
                 <w:sz w:val="19"/>
               </w:rPr>
-              <w:t xml:space="preserve">  2    ('/u01/app/oracle/oradata/ORCL/redo05.log',</w:t>
+              <w:t xml:space="preserve">  2    ('/u01/app/oracle/oradata/orcl/redo05.log',</w:t>
             </w:r>
           </w:p>
           <w:p>
@@ -3908,7 +3908,7 @@
                 <w:color w:val="E6E6E6"/>
                 <w:sz w:val="19"/>
               </w:rPr>
-              <w:t xml:space="preserve">  3     '/u02/oradata/ORCL/redo05b.log') SIZE 200M;</w:t>
+              <w:t xml:space="preserve">  3     '/u02/oradata/orcl/redo05b.log') SIZE 200M;</w:t>
             </w:r>
           </w:p>
           <w:p>
@@ -4181,7 +4181,7 @@
                 <w:color w:val="E6E6E6"/>
                 <w:sz w:val="19"/>
               </w:rPr>
-              <w:t>ORA-00289: suggestion : /u02/arch1/1_11_1200570011.dbf</w:t>
+              <w:t>ORA-00289: suggestion : /home/oracle/arch1/arch_1_11_1200574102.arc</w:t>
             </w:r>
           </w:p>
           <w:p>
@@ -4265,7 +4265,7 @@
                 <w:color w:val="E6E6E6"/>
                 <w:sz w:val="19"/>
               </w:rPr>
-              <w:t>ORA-00308: cannot open archived log '/u02/arch1/1_14_1200570011.dbf'</w:t>
+              <w:t>ORA-00308: cannot open archived log '/home/oracle/arch1/arch_1_14_1200574102.arc'</w:t>
             </w:r>
           </w:p>
           <w:p>
@@ -4377,7 +4377,7 @@
                 <w:color w:val="E6E6E6"/>
                 <w:sz w:val="19"/>
               </w:rPr>
-              <w:t>/u01/app/oracle/oradata/ORCL/redo03.log</w:t>
+              <w:t>/u01/app/oracle/oradata/orcl/redo03.log</w:t>
             </w:r>
           </w:p>
           <w:p>
@@ -6022,7 +6022,7 @@
                 <w:color w:val="E6E6E6"/>
                 <w:sz w:val="19"/>
               </w:rPr>
-              <w:t xml:space="preserve">  3  TO '/u02/oradata/ORCL/tbs11.dbf';</w:t>
+              <w:t xml:space="preserve">  3  TO '/u01/app/oracle/oradata/orcl/tbs11.dbf';</w:t>
             </w:r>
           </w:p>
           <w:p>
@@ -6092,7 +6092,7 @@
                 <w:color w:val="E6E6E6"/>
                 <w:sz w:val="19"/>
               </w:rPr>
-              <w:t xml:space="preserve">  2  AS '/u02/oradata/ORCL/tbs11.dbf';</w:t>
+              <w:t xml:space="preserve">  2  AS '/u01/app/oracle/oradata/orcl/tbs11.dbf';</w:t>
             </w:r>
           </w:p>
           <w:p>
@@ -6716,7 +6716,7 @@
                 <w:color w:val="E6E6E6"/>
                 <w:sz w:val="19"/>
               </w:rPr>
-              <w:t>-rw-r--r--. 1 oracle oinstall 3184 May 13 11:02 manifest_20250513.txt</w:t>
+              <w:t>-rw-r--r--. 1 oracle dba 3184 May 13 11:02 manifest_20250513.txt</w:t>
             </w:r>
           </w:p>
           <w:p>
